--- a/gallery/docx_viewer/fixtures/12-header-footer.docx
+++ b/gallery/docx_viewer/fixtures/12-header-footer.docx
@@ -44,7 +44,7 @@
         <w:sz w:val="16"/>
         <w:color w:val="888888"/>
       </w:rPr>
-      <w:t xml:space="preserve">Oracle harness footer · page sample</w:t>
+      <w:t xml:space="preserve">Oracle harness footer  -  page sample</w:t>
     </w:r>
   </w:p>
 </w:ftr>
@@ -62,7 +62,7 @@
         <w:sz w:val="18"/>
         <w:color w:val="666666"/>
       </w:rPr>
-      <w:t xml:space="preserve">Acme Corp — Confidential</w:t>
+      <w:t xml:space="preserve">Acme Corp -- Confidential</w:t>
     </w:r>
   </w:p>
 </w:hdr>
@@ -74,7 +74,7 @@
     <w:lvl w:ilvl="0">
       <w:start w:val="1"/>
       <w:numFmt w:val="bullet"/>
-      <w:lvlText w:val="•"/>
+      <w:lvlText w:val="-"/>
       <w:pPr>
         <w:ind w:left="720" w:hanging="360"/>
       </w:pPr>
@@ -82,7 +82,7 @@
     <w:lvl w:ilvl="1">
       <w:start w:val="1"/>
       <w:numFmt w:val="bullet"/>
-      <w:lvlText w:val="○"/>
+      <w:lvlText w:val="-"/>
       <w:pPr>
         <w:ind w:left="1440" w:hanging="360"/>
       </w:pPr>
